--- a/people-lead/word/ana/06-planejamento-carreira-empresa.docx
+++ b/people-lead/word/ana/06-planejamento-carreira-empresa.docx
@@ -317,7 +317,20 @@
               <w:rPr>
                 <w:sz w:val="20"/>
               </w:rPr>
-              <w:t>Café com Rafael + pares Android/iOS</w:t>
+              <w:t xml:space="preserve">Café com </w:t>
+            </w:r>
+            <w:r>
+              <w:rPr>
+                <w:b/>
+                <w:sz w:val="20"/>
+              </w:rPr>
+              <w:t>Rafael Coloda</w:t>
+            </w:r>
+            <w:r>
+              <w:rPr>
+                <w:sz w:val="20"/>
+              </w:rPr>
+              <w:t xml:space="preserve"> + pares Android/iOS</w:t>
             </w:r>
           </w:p>
         </w:tc>
@@ -3256,7 +3269,7 @@
               <w:rPr>
                 <w:sz w:val="20"/>
               </w:rPr>
-              <w:t>Recortar prioridades no Workday; café com Rafael</w:t>
+              <w:t>Recortar prioridades no Workday; café com Rafael Coloda</w:t>
             </w:r>
           </w:p>
         </w:tc>
